--- a/docs/sdlc/10_requirements/WS2D-GL-001_用語集.docx
+++ b/docs/sdlc/10_requirements/WS2D-GL-001_用語集.docx
@@ -2806,64 +2806,78 @@
                 <w:rFonts w:ascii="Yu Gothic" w:hAnsi="Yu Gothic" w:eastAsia="Yu Gothic"/>
                 <w:sz w:val="18"/>
               </w:rPr>
-              <w:t>管理コンソール</w:t>
-            </w:r>
-          </w:p>
-        </w:tc>
-        <w:tc>
-          <w:tcPr>
-            <w:tcW w:type="dxa" w:w="1984"/>
-          </w:tcPr>
-          <w:p>
-            <w:r>
-              <w:rPr>
-                <w:sz w:val="18"/>
-              </w:rPr>
-            </w:r>
-            <w:r>
-              <w:rPr>
-                <w:rFonts w:ascii="Yu Gothic" w:hAnsi="Yu Gothic" w:eastAsia="Yu Gothic"/>
-                <w:sz w:val="18"/>
-              </w:rPr>
-              <w:t>admin console</w:t>
-            </w:r>
-          </w:p>
-        </w:tc>
-        <w:tc>
-          <w:tcPr>
-            <w:tcW w:type="dxa" w:w="1984"/>
-          </w:tcPr>
-          <w:p>
-            <w:r>
-              <w:rPr>
-                <w:sz w:val="18"/>
-              </w:rPr>
-            </w:r>
-            <w:r>
-              <w:rPr>
-                <w:rFonts w:ascii="Yu Gothic" w:hAnsi="Yu Gothic" w:eastAsia="Yu Gothic"/>
-                <w:sz w:val="18"/>
-              </w:rPr>
-              <w:t>テナント・ユーザーを管理する管理者専用画面</w:t>
-            </w:r>
-          </w:p>
-        </w:tc>
-        <w:tc>
-          <w:tcPr>
-            <w:tcW w:type="dxa" w:w="1984"/>
-          </w:tcPr>
-          <w:p>
-            <w:r>
-              <w:rPr>
-                <w:sz w:val="18"/>
-              </w:rPr>
+              <w:t>ユーザー管理</w:t>
+            </w:r>
+          </w:p>
+        </w:tc>
+        <w:tc>
+          <w:tcPr>
+            <w:tcW w:type="dxa" w:w="1984"/>
+          </w:tcPr>
+          <w:p>
+            <w:r>
+              <w:rPr>
+                <w:sz w:val="18"/>
+              </w:rPr>
+            </w:r>
+            <w:r>
+              <w:rPr>
+                <w:rFonts w:ascii="Yu Gothic" w:hAnsi="Yu Gothic" w:eastAsia="Yu Gothic"/>
+                <w:sz w:val="18"/>
+              </w:rPr>
+              <w:t>user management</w:t>
+            </w:r>
+          </w:p>
+        </w:tc>
+        <w:tc>
+          <w:tcPr>
+            <w:tcW w:type="dxa" w:w="1984"/>
+          </w:tcPr>
+          <w:p>
+            <w:r>
+              <w:rPr>
+                <w:sz w:val="18"/>
+              </w:rPr>
+            </w:r>
+            <w:r>
+              <w:rPr>
+                <w:rFonts w:ascii="Yu Gothic" w:hAnsi="Yu Gothic" w:eastAsia="Yu Gothic"/>
+                <w:sz w:val="18"/>
+              </w:rPr>
+              <w:t xml:space="preserve">テナント・ユーザーを1画面で管理する管理者専用ビュー（旧・管理コンソール </w:t>
             </w:r>
             <w:r>
               <w:rPr>
                 <w:rFonts w:ascii="Consolas" w:hAnsi="Consolas" w:eastAsia="Consolas"/>
                 <w:sz w:val="18"/>
               </w:rPr>
-              <w:t>templates/admin/console.html</w:t>
+              <w:t>/admin/console</w:t>
+            </w:r>
+            <w:r>
+              <w:rPr>
+                <w:rFonts w:ascii="Yu Gothic" w:hAnsi="Yu Gothic" w:eastAsia="Yu Gothic"/>
+                <w:sz w:val="18"/>
+              </w:rPr>
+              <w:t xml:space="preserve"> を統合）</w:t>
+            </w:r>
+          </w:p>
+        </w:tc>
+        <w:tc>
+          <w:tcPr>
+            <w:tcW w:type="dxa" w:w="1984"/>
+          </w:tcPr>
+          <w:p>
+            <w:r>
+              <w:rPr>
+                <w:sz w:val="18"/>
+              </w:rPr>
+            </w:r>
+            <w:r>
+              <w:rPr>
+                <w:rFonts w:ascii="Consolas" w:hAnsi="Consolas" w:eastAsia="Consolas"/>
+                <w:sz w:val="18"/>
+              </w:rPr>
+              <w:t>templates/partials/view-user-management.html</w:t>
             </w:r>
             <w:r>
               <w:rPr>
@@ -2896,7 +2910,7 @@
                 <w:rFonts w:ascii="Yu Gothic" w:hAnsi="Yu Gothic" w:eastAsia="Yu Gothic"/>
                 <w:sz w:val="18"/>
               </w:rPr>
-              <w:t>一般ロール（member）はアクセス不可</w:t>
+              <w:t>一般ロール（member）は操作不可</w:t>
             </w:r>
           </w:p>
         </w:tc>
